--- a/a7/build/out/u4/A7 4.01 Adding and Subtracting in Scientific Notation - Teacher Edition.docx
+++ b/a7/build/out/u4/A7 4.01 Adding and Subtracting in Scientific Notation - Teacher Edition.docx
@@ -3510,7 +3510,7 @@
           <w:color w:val="1A1A1A"/>
           <w:sz w:val="21"/>
         </w:rPr>
-        <w:t xml:space="preserve">Independent Set — Six questions. On your own, in silence.  </w:t>
+        <w:t xml:space="preserve">Independent Set — Six questions. On your own, in writing.  </w:t>
       </w:r>
       <w:r>
         <w:rPr>
@@ -3519,7 +3519,7 @@
           <w:color w:val="1A1A1A"/>
           <w:sz w:val="21"/>
         </w:rPr>
-        <w:t>Hand out the Independent Set.</w:t>
+        <w:t>Hand out the Independent Set; the same six questions are on the board.</w:t>
       </w:r>
     </w:p>
     <w:p>

--- a/a7/build/out/u4/A7 4.01 Adding and Subtracting in Scientific Notation - Teacher Edition.docx
+++ b/a7/build/out/u4/A7 4.01 Adding and Subtracting in Scientific Notation - Teacher Edition.docx
@@ -2446,7 +2446,7 @@
       <w:r>
         <w:drawing>
           <wp:inline xmlns:a="http://schemas.openxmlformats.org/drawingml/2006/main" xmlns:pic="http://schemas.openxmlformats.org/drawingml/2006/picture">
-            <wp:extent cx="1459992" cy="170688"/>
+            <wp:extent cx="1459992" cy="173736"/>
             <wp:docPr id="2" name="Picture 2"/>
             <wp:cNvGraphicFramePr>
               <a:graphicFrameLocks noChangeAspect="1"/>
@@ -2455,7 +2455,7 @@
               <a:graphicData uri="http://schemas.openxmlformats.org/drawingml/2006/picture">
                 <pic:pic>
                   <pic:nvPicPr>
-                    <pic:cNvPr id="0" name="db3f8cc101520359.png"/>
+                    <pic:cNvPr id="0" name="276f7831113d7117.png"/>
                     <pic:cNvPicPr/>
                   </pic:nvPicPr>
                   <pic:blipFill>
@@ -2467,7 +2467,7 @@
                   <pic:spPr>
                     <a:xfrm>
                       <a:off x="0" y="0"/>
-                      <a:ext cx="1459992" cy="170688"/>
+                      <a:ext cx="1459992" cy="173736"/>
                     </a:xfrm>
                     <a:prstGeom prst="rect"/>
                   </pic:spPr>
@@ -2493,7 +2493,7 @@
           <w:color w:val="9E1B32"/>
           <w:sz w:val="21"/>
         </w:rPr>
-        <w:t>1.3 × 10</w:t>
+        <w:t>1.1 × 10</w:t>
       </w:r>
       <w:r>
         <w:rPr>
@@ -2501,25 +2501,6 @@
           <w:i/>
           <w:color w:val="9E1B32"/>
           <w:sz w:val="21"/>
-          <w:vertAlign w:val="superscript"/>
-        </w:rPr>
-        <w:t>-4</w:t>
-      </w:r>
-      <w:r>
-        <w:rPr>
-          <w:b w:val="0"/>
-          <w:i/>
-          <w:color w:val="6B6B6B"/>
-          <w:sz w:val="19"/>
-        </w:rPr>
-        <w:t xml:space="preserve">   13 × 10</w:t>
-      </w:r>
-      <w:r>
-        <w:rPr>
-          <w:b w:val="0"/>
-          <w:i/>
-          <w:color w:val="6B6B6B"/>
-          <w:sz w:val="19"/>
           <w:vertAlign w:val="superscript"/>
         </w:rPr>
         <w:t>-5</w:t>
@@ -2531,7 +2512,26 @@
           <w:color w:val="6B6B6B"/>
           <w:sz w:val="19"/>
         </w:rPr>
-        <w:t xml:space="preserve"> — right value, but 13 is not less than 10 [B1G-M 8.NSO.1.5 named misconception: leaving 12 × 10</w:t>
+        <w:t xml:space="preserve">   11 × 10</w:t>
+      </w:r>
+      <w:r>
+        <w:rPr>
+          <w:b w:val="0"/>
+          <w:i/>
+          <w:color w:val="6B6B6B"/>
+          <w:sz w:val="19"/>
+          <w:vertAlign w:val="superscript"/>
+        </w:rPr>
+        <w:t>-6</w:t>
+      </w:r>
+      <w:r>
+        <w:rPr>
+          <w:b w:val="0"/>
+          <w:i/>
+          <w:color w:val="6B6B6B"/>
+          <w:sz w:val="19"/>
+        </w:rPr>
+        <w:t xml:space="preserve"> — right value, but 11 is not less than 10 [B1G-M 8.NSO.1.5 named misconception: leaving 12 × 10</w:t>
       </w:r>
       <w:r>
         <w:rPr>
@@ -2569,7 +2569,7 @@
           <w:color w:val="6B6B6B"/>
           <w:sz w:val="19"/>
         </w:rPr>
-        <w:t>]; 1.3 × 10</w:t>
+        <w:t>]; 1.1 × 10</w:t>
       </w:r>
       <w:r>
         <w:rPr>
@@ -2579,7 +2579,7 @@
           <w:sz w:val="19"/>
           <w:vertAlign w:val="superscript"/>
         </w:rPr>
-        <w:t>-10</w:t>
+        <w:t>-11</w:t>
       </w:r>
       <w:r>
         <w:rPr>
@@ -2588,7 +2588,26 @@
           <w:color w:val="6B6B6B"/>
           <w:sz w:val="19"/>
         </w:rPr>
-        <w:t xml:space="preserve"> — the exponents were added</w:t>
+        <w:t xml:space="preserve"> — the exponents were added, giving 11 × 10</w:t>
+      </w:r>
+      <w:r>
+        <w:rPr>
+          <w:b w:val="0"/>
+          <w:i/>
+          <w:color w:val="6B6B6B"/>
+          <w:sz w:val="19"/>
+          <w:vertAlign w:val="superscript"/>
+        </w:rPr>
+        <w:t>-12</w:t>
+      </w:r>
+      <w:r>
+        <w:rPr>
+          <w:b w:val="0"/>
+          <w:i/>
+          <w:color w:val="6B6B6B"/>
+          <w:sz w:val="19"/>
+        </w:rPr>
+        <w:t>, and the answer was then finished</w:t>
       </w:r>
     </w:p>
     <w:p>
@@ -2754,7 +2773,7 @@
           <w:color w:val="1A1A1A"/>
           <w:sz w:val="21"/>
         </w:rPr>
-        <w:t>(1.3 × 10</w:t>
+        <w:t>(1.6 × 10</w:t>
       </w:r>
       <w:r>
         <w:rPr>
@@ -2764,7 +2783,7 @@
           <w:sz w:val="21"/>
           <w:vertAlign w:val="superscript"/>
         </w:rPr>
-        <w:t>3</w:t>
+        <w:t>4</w:t>
       </w:r>
       <w:r>
         <w:rPr>
@@ -2773,7 +2792,7 @@
           <w:color w:val="1A1A1A"/>
           <w:sz w:val="21"/>
         </w:rPr>
-        <w:t>) + (3.4 × 10</w:t>
+        <w:t>) + (2.3 × 10</w:t>
       </w:r>
       <w:r>
         <w:rPr>
@@ -2783,7 +2802,7 @@
           <w:sz w:val="21"/>
           <w:vertAlign w:val="superscript"/>
         </w:rPr>
-        <w:t>5</w:t>
+        <w:t>6</w:t>
       </w:r>
       <w:r>
         <w:rPr>
@@ -2801,7 +2820,7 @@
           <w:color w:val="9E1B32"/>
           <w:sz w:val="21"/>
         </w:rPr>
-        <w:t>C — 3.413 × 10</w:t>
+        <w:t>C — 2.316 × 10</w:t>
       </w:r>
       <w:r>
         <w:rPr>
@@ -2811,7 +2830,7 @@
           <w:sz w:val="21"/>
           <w:vertAlign w:val="superscript"/>
         </w:rPr>
-        <w:t>5</w:t>
+        <w:t>6</w:t>
       </w:r>
       <w:r>
         <w:rPr>
@@ -2877,7 +2896,7 @@
           <w:color w:val="6B6B6B"/>
           <w:sz w:val="19"/>
         </w:rPr>
-        <w:t>]; (D) 1.3 × 10</w:t>
+        <w:t>]; (D) 1.6 × 10</w:t>
       </w:r>
       <w:r>
         <w:rPr>
@@ -2887,7 +2906,7 @@
           <w:sz w:val="19"/>
           <w:vertAlign w:val="superscript"/>
         </w:rPr>
-        <w:t>3</w:t>
+        <w:t>4</w:t>
       </w:r>
       <w:r>
         <w:rPr>
@@ -2896,7 +2915,7 @@
           <w:color w:val="6B6B6B"/>
           <w:sz w:val="19"/>
         </w:rPr>
-        <w:t xml:space="preserve"> was rewritten as 0.13 × 10</w:t>
+        <w:t xml:space="preserve"> was rewritten as 0.16 × 10</w:t>
       </w:r>
       <w:r>
         <w:rPr>
@@ -2906,7 +2925,7 @@
           <w:sz w:val="19"/>
           <w:vertAlign w:val="superscript"/>
         </w:rPr>
-        <w:t>5</w:t>
+        <w:t>6</w:t>
       </w:r>
       <w:r>
         <w:rPr>
@@ -3382,7 +3401,7 @@
           <w:color w:val="1A1A1A"/>
           <w:sz w:val="21"/>
         </w:rPr>
-        <w:t>Devon writes (1.3 × 10</w:t>
+        <w:t>Devon writes (1.9 × 10</w:t>
       </w:r>
       <w:r>
         <w:rPr>
@@ -3392,7 +3411,7 @@
           <w:sz w:val="21"/>
           <w:vertAlign w:val="superscript"/>
         </w:rPr>
-        <w:t>3</w:t>
+        <w:t>2</w:t>
       </w:r>
       <w:r>
         <w:rPr>
@@ -3401,7 +3420,7 @@
           <w:color w:val="1A1A1A"/>
           <w:sz w:val="21"/>
         </w:rPr>
-        <w:t>) + (3.4 × 10</w:t>
+        <w:t>) + (6.6 × 10</w:t>
       </w:r>
       <w:r>
         <w:rPr>
@@ -3411,7 +3430,7 @@
           <w:sz w:val="21"/>
           <w:vertAlign w:val="superscript"/>
         </w:rPr>
-        <w:t>5</w:t>
+        <w:t>4</w:t>
       </w:r>
       <w:r>
         <w:rPr>
@@ -3420,7 +3439,7 @@
           <w:color w:val="1A1A1A"/>
           <w:sz w:val="21"/>
         </w:rPr>
-        <w:t>) = 4.7 × 10</w:t>
+        <w:t>) = 8.5 × 10</w:t>
       </w:r>
       <w:r>
         <w:rPr>
@@ -3430,7 +3449,7 @@
           <w:sz w:val="21"/>
           <w:vertAlign w:val="superscript"/>
         </w:rPr>
-        <w:t>8</w:t>
+        <w:t>6</w:t>
       </w:r>
       <w:r>
         <w:rPr>
@@ -3448,7 +3467,7 @@
           <w:color w:val="9E1B32"/>
           <w:sz w:val="21"/>
         </w:rPr>
-        <w:t>3.413 × 10</w:t>
+        <w:t>6.619 × 10</w:t>
       </w:r>
       <w:r>
         <w:rPr>
@@ -3458,7 +3477,7 @@
           <w:sz w:val="21"/>
           <w:vertAlign w:val="superscript"/>
         </w:rPr>
-        <w:t>5</w:t>
+        <w:t>4</w:t>
       </w:r>
       <w:r>
         <w:rPr>
@@ -3467,7 +3486,7 @@
           <w:color w:val="6B6B6B"/>
           <w:sz w:val="19"/>
         </w:rPr>
-        <w:t xml:space="preserve">   'he added wrong' — no mistake is actually named [the item asks which two]; 4.7 × 10</w:t>
+        <w:t xml:space="preserve">   'he added wrong' — no mistake is actually named [the item asks which two]; 8.5 × 10</w:t>
       </w:r>
       <w:r>
         <w:rPr>
@@ -3477,7 +3496,7 @@
           <w:sz w:val="19"/>
           <w:vertAlign w:val="superscript"/>
         </w:rPr>
-        <w:t>5</w:t>
+        <w:t>4</w:t>
       </w:r>
       <w:r>
         <w:rPr>
@@ -3661,7 +3680,7 @@
           <w:color w:val="1A1A1A"/>
           <w:sz w:val="20"/>
         </w:rPr>
-        <w:t>13 × 10</w:t>
+        <w:t>11 × 10</w:t>
       </w:r>
       <w:r>
         <w:rPr>
@@ -3671,7 +3690,7 @@
           <w:sz w:val="20"/>
           <w:vertAlign w:val="superscript"/>
         </w:rPr>
-        <w:t>-5</w:t>
+        <w:t>-6</w:t>
       </w:r>
       <w:r>
         <w:rPr>
@@ -3680,7 +3699,7 @@
           <w:color w:val="1A1A1A"/>
           <w:sz w:val="20"/>
         </w:rPr>
-        <w:t xml:space="preserve"> — right value, but 13 is not less than 10 [B1G-M 8.NSO.1.5 named misconception: leaving 12 × 10</w:t>
+        <w:t xml:space="preserve"> — right value, but 11 is not less than 10 [B1G-M 8.NSO.1.5 named misconception: leaving 12 × 10</w:t>
       </w:r>
       <w:r>
         <w:rPr>
@@ -3980,7 +3999,7 @@
           <w:color w:val="1A1A1A"/>
           <w:sz w:val="21"/>
         </w:rPr>
-        <w:t>Whiteboards and markers. Calculators are allowed on everything; entering 6E−5 + 7E−5 and reading 1.3E−4 back off the display is worth thirty seconds at whiteboard 3.</w:t>
+        <w:t>Whiteboards and markers. Calculators are allowed on everything; entering 8E−6 + 3E−6 and reading 1.1E−5 back off the display is worth thirty seconds at whiteboard 3.</w:t>
       </w:r>
     </w:p>
     <w:sectPr>

--- a/a7/build/out/u4/A7 4.01 Adding and Subtracting in Scientific Notation - Teacher Edition.docx
+++ b/a7/build/out/u4/A7 4.01 Adding and Subtracting in Scientific Notation - Teacher Edition.docx
@@ -592,7 +592,7 @@
                 <w:color w:val="1A1A1A"/>
                 <w:sz w:val="20"/>
               </w:rPr>
-              <w:t>2–3</w:t>
+              <w:t>2–4</w:t>
             </w:r>
           </w:p>
         </w:tc>
@@ -623,7 +623,7 @@
                 <w:color w:val="1A1A1A"/>
                 <w:sz w:val="20"/>
               </w:rPr>
-              <w:t>5 min</w:t>
+              <w:t>6 min</w:t>
             </w:r>
           </w:p>
         </w:tc>
@@ -690,7 +690,7 @@
                 <w:color w:val="1A1A1A"/>
                 <w:sz w:val="20"/>
               </w:rPr>
-              <w:t>4–6</w:t>
+              <w:t>5–7</w:t>
             </w:r>
           </w:p>
         </w:tc>
@@ -788,7 +788,7 @@
                 <w:color w:val="1A1A1A"/>
                 <w:sz w:val="20"/>
               </w:rPr>
-              <w:t>7–8</w:t>
+              <w:t>8–9</w:t>
             </w:r>
           </w:p>
         </w:tc>
@@ -886,7 +886,7 @@
                 <w:color w:val="1A1A1A"/>
                 <w:sz w:val="20"/>
               </w:rPr>
-              <w:t>9–10</w:t>
+              <w:t>10–11</w:t>
             </w:r>
           </w:p>
         </w:tc>
@@ -984,7 +984,7 @@
                 <w:color w:val="1A1A1A"/>
                 <w:sz w:val="20"/>
               </w:rPr>
-              <w:t>11–12</w:t>
+              <w:t>12–13</w:t>
             </w:r>
           </w:p>
         </w:tc>
@@ -1082,7 +1082,7 @@
                 <w:color w:val="1A1A1A"/>
                 <w:sz w:val="20"/>
               </w:rPr>
-              <w:t>13–14</w:t>
+              <w:t>14–15</w:t>
             </w:r>
           </w:p>
         </w:tc>
@@ -1180,7 +1180,7 @@
                 <w:color w:val="1A1A1A"/>
                 <w:sz w:val="20"/>
               </w:rPr>
-              <w:t>15–32</w:t>
+              <w:t>16–33</w:t>
             </w:r>
           </w:p>
         </w:tc>
@@ -1211,7 +1211,7 @@
                 <w:color w:val="1A1A1A"/>
                 <w:sz w:val="20"/>
               </w:rPr>
-              <w:t>13 min</w:t>
+              <w:t>12 min</w:t>
             </w:r>
           </w:p>
         </w:tc>
@@ -1278,7 +1278,7 @@
                 <w:color w:val="1A1A1A"/>
                 <w:sz w:val="20"/>
               </w:rPr>
-              <w:t>33</w:t>
+              <w:t>34</w:t>
             </w:r>
           </w:p>
         </w:tc>
@@ -1376,7 +1376,7 @@
                 <w:color w:val="1A1A1A"/>
                 <w:sz w:val="20"/>
               </w:rPr>
-              <w:t>34</w:t>
+              <w:t>35</w:t>
             </w:r>
           </w:p>
         </w:tc>
@@ -1761,6 +1761,39 @@
           <w:color w:val="1A1A1A"/>
           <w:sz w:val="21"/>
         </w:rPr>
+        <w:t xml:space="preserve">Vocabulary — The new words, before they are used.  </w:t>
+      </w:r>
+      <w:r>
+        <w:rPr>
+          <w:b w:val="0"/>
+          <w:i w:val="0"/>
+          <w:color w:val="1A1A1A"/>
+          <w:sz w:val="21"/>
+        </w:rPr>
+        <w:t>Read each word and its meaning once; the notes use them next.</w:t>
+      </w:r>
+    </w:p>
+    <w:p>
+      <w:pPr>
+        <w:spacing w:before="20" w:after="60"/>
+        <w:ind w:left="470" w:hanging="470"/>
+      </w:pPr>
+      <w:r>
+        <w:rPr>
+          <w:b/>
+          <w:i w:val="0"/>
+          <w:color w:val="1A1A1A"/>
+          <w:sz w:val="21"/>
+        </w:rPr>
+        <w:t xml:space="preserve">5.  </w:t>
+      </w:r>
+      <w:r>
+        <w:rPr>
+          <w:b/>
+          <w:i w:val="0"/>
+          <w:color w:val="1A1A1A"/>
+          <w:sz w:val="21"/>
+        </w:rPr>
         <w:t xml:space="preserve">Notes — Copy the table.  </w:t>
       </w:r>
       <w:r>
@@ -1785,7 +1818,7 @@
           <w:color w:val="1A1A1A"/>
           <w:sz w:val="21"/>
         </w:rPr>
-        <w:t xml:space="preserve">5.  </w:t>
+        <w:t xml:space="preserve">6.  </w:t>
       </w:r>
       <w:r>
         <w:rPr>
@@ -1818,7 +1851,7 @@
           <w:color w:val="1A1A1A"/>
           <w:sz w:val="21"/>
         </w:rPr>
-        <w:t xml:space="preserve">6.  </w:t>
+        <w:t xml:space="preserve">7.  </w:t>
       </w:r>
       <w:r>
         <w:rPr>
@@ -1851,7 +1884,7 @@
           <w:color w:val="1A1A1A"/>
           <w:sz w:val="21"/>
         </w:rPr>
-        <w:t xml:space="preserve">7.  </w:t>
+        <w:t xml:space="preserve">8.  </w:t>
       </w:r>
       <w:r>
         <w:rPr>
@@ -1884,7 +1917,7 @@
           <w:color w:val="1A1A1A"/>
           <w:sz w:val="21"/>
         </w:rPr>
-        <w:t xml:space="preserve">8.  </w:t>
+        <w:t xml:space="preserve">9.  </w:t>
       </w:r>
       <w:r>
         <w:rPr>
@@ -1936,7 +1969,7 @@
           <w:color w:val="1A1A1A"/>
           <w:sz w:val="21"/>
         </w:rPr>
-        <w:t xml:space="preserve">9.  </w:t>
+        <w:t xml:space="preserve">10.  </w:t>
       </w:r>
       <w:r>
         <w:rPr>
@@ -1969,7 +2002,7 @@
           <w:color w:val="1A1A1A"/>
           <w:sz w:val="21"/>
         </w:rPr>
-        <w:t xml:space="preserve">10.  </w:t>
+        <w:t xml:space="preserve">11.  </w:t>
       </w:r>
       <w:r>
         <w:rPr>
@@ -2002,7 +2035,7 @@
           <w:color w:val="1A1A1A"/>
           <w:sz w:val="21"/>
         </w:rPr>
-        <w:t xml:space="preserve">11.  </w:t>
+        <w:t xml:space="preserve">12.  </w:t>
       </w:r>
       <w:r>
         <w:rPr>
@@ -2035,7 +2068,7 @@
           <w:color w:val="1A1A1A"/>
           <w:sz w:val="21"/>
         </w:rPr>
-        <w:t xml:space="preserve">12.  </w:t>
+        <w:t xml:space="preserve">13.  </w:t>
       </w:r>
       <w:r>
         <w:rPr>
@@ -2106,7 +2139,7 @@
           <w:color w:val="1A1A1A"/>
           <w:sz w:val="21"/>
         </w:rPr>
-        <w:t xml:space="preserve">13.  </w:t>
+        <w:t xml:space="preserve">14.  </w:t>
       </w:r>
       <w:r>
         <w:rPr>
@@ -2139,7 +2172,7 @@
           <w:color w:val="1A1A1A"/>
           <w:sz w:val="21"/>
         </w:rPr>
-        <w:t xml:space="preserve">14.  </w:t>
+        <w:t xml:space="preserve">15.  </w:t>
       </w:r>
       <w:r>
         <w:rPr>
@@ -2172,7 +2205,7 @@
           <w:color w:val="1A1A1A"/>
           <w:sz w:val="21"/>
         </w:rPr>
-        <w:t xml:space="preserve">15–16.  </w:t>
+        <w:t xml:space="preserve">16–17.  </w:t>
       </w:r>
       <w:r>
         <w:rPr>
@@ -2305,7 +2338,7 @@
           <w:color w:val="1A1A1A"/>
           <w:sz w:val="21"/>
         </w:rPr>
-        <w:t xml:space="preserve">17–18.  </w:t>
+        <w:t xml:space="preserve">18–19.  </w:t>
       </w:r>
       <w:r>
         <w:rPr>
@@ -2432,7 +2465,7 @@
           <w:color w:val="1A1A1A"/>
           <w:sz w:val="21"/>
         </w:rPr>
-        <w:t xml:space="preserve">19–20.  </w:t>
+        <w:t xml:space="preserve">20–21.  </w:t>
       </w:r>
       <w:r>
         <w:rPr>
@@ -2622,7 +2655,7 @@
           <w:color w:val="1A1A1A"/>
           <w:sz w:val="21"/>
         </w:rPr>
-        <w:t xml:space="preserve">21–22.  </w:t>
+        <w:t xml:space="preserve">22–23.  </w:t>
       </w:r>
       <w:r>
         <w:rPr>
@@ -2755,7 +2788,7 @@
           <w:color w:val="1A1A1A"/>
           <w:sz w:val="21"/>
         </w:rPr>
-        <w:t xml:space="preserve">23–24.  </w:t>
+        <w:t xml:space="preserve">24–25.  </w:t>
       </w:r>
       <w:r>
         <w:rPr>
@@ -2958,7 +2991,7 @@
           <w:color w:val="1A1A1A"/>
           <w:sz w:val="21"/>
         </w:rPr>
-        <w:t xml:space="preserve">25–26.  </w:t>
+        <w:t xml:space="preserve">26–27.  </w:t>
       </w:r>
       <w:r>
         <w:rPr>
@@ -3104,7 +3137,7 @@
           <w:color w:val="1A1A1A"/>
           <w:sz w:val="21"/>
         </w:rPr>
-        <w:t xml:space="preserve">27–28.  </w:t>
+        <w:t xml:space="preserve">28–29.  </w:t>
       </w:r>
       <w:r>
         <w:rPr>
@@ -3237,7 +3270,7 @@
           <w:color w:val="1A1A1A"/>
           <w:sz w:val="21"/>
         </w:rPr>
-        <w:t xml:space="preserve">29–30.  </w:t>
+        <w:t xml:space="preserve">30–31.  </w:t>
       </w:r>
       <w:r>
         <w:rPr>
@@ -3383,7 +3416,7 @@
           <w:color w:val="1A1A1A"/>
           <w:sz w:val="21"/>
         </w:rPr>
-        <w:t xml:space="preserve">31–32.  </w:t>
+        <w:t xml:space="preserve">32–33.  </w:t>
       </w:r>
       <w:r>
         <w:rPr>
@@ -3520,7 +3553,7 @@
           <w:color w:val="1A1A1A"/>
           <w:sz w:val="21"/>
         </w:rPr>
-        <w:t xml:space="preserve">33.  </w:t>
+        <w:t xml:space="preserve">34.  </w:t>
       </w:r>
       <w:r>
         <w:rPr>
@@ -3553,7 +3586,7 @@
           <w:color w:val="1A1A1A"/>
           <w:sz w:val="21"/>
         </w:rPr>
-        <w:t xml:space="preserve">34.  </w:t>
+        <w:t xml:space="preserve">35.  </w:t>
       </w:r>
       <w:r>
         <w:rPr>

--- a/a7/build/out/u4/A7 4.01 Adding and Subtracting in Scientific Notation - Teacher Edition.docx
+++ b/a7/build/out/u4/A7 4.01 Adding and Subtracting in Scientific Notation - Teacher Edition.docx
@@ -1686,6 +1686,42 @@
           <w:sz w:val="21"/>
         </w:rPr>
         <w:t>Q4 is today's lesson in miniature.</w:t>
+      </w:r>
+      <w:r>
+        <w:rPr>
+          <w:b w:val="0"/>
+          <w:i/>
+          <w:color w:val="6B6B6B"/>
+          <w:sz w:val="19"/>
+        </w:rPr>
+        <w:t xml:space="preserve">   1 retrieves 3.09 — small numbers in scientific notation: the 6 is in the ten-thousandths place (yesterday).</w:t>
+      </w:r>
+      <w:r>
+        <w:rPr>
+          <w:b w:val="0"/>
+          <w:i/>
+          <w:color w:val="6B6B6B"/>
+          <w:sz w:val="19"/>
+        </w:rPr>
+        <w:t xml:space="preserve">   2 retrieves 3.08 — divide the coefficients, divide the powers, multiply the results (last week).</w:t>
+      </w:r>
+      <w:r>
+        <w:rPr>
+          <w:b w:val="0"/>
+          <w:i/>
+          <w:color w:val="6B6B6B"/>
+          <w:sz w:val="19"/>
+        </w:rPr>
+        <w:t xml:space="preserve">   3 retrieves Unit 2 — perfect squares (2.01). Roots come back for good in 4.05 (last unit).</w:t>
+      </w:r>
+      <w:r>
+        <w:rPr>
+          <w:b w:val="0"/>
+          <w:i/>
+          <w:color w:val="6B6B6B"/>
+          <w:sz w:val="19"/>
+        </w:rPr>
+        <w:t xml:space="preserve">   4 retrieves MA.5.NSO.2.3 — adding decimals: line up the place values, not the digits (prior grade — the prerequisite this lesson needs).</w:t>
       </w:r>
     </w:p>
     <w:p>

--- a/a7/build/out/u4/A7 4.01 Adding and Subtracting in Scientific Notation - Teacher Edition.docx
+++ b/a7/build/out/u4/A7 4.01 Adding and Subtracting in Scientific Notation - Teacher Edition.docx
@@ -3645,6 +3645,29 @@
     </w:p>
     <w:p>
       <w:pPr>
+        <w:spacing w:before="0" w:after="120"/>
+      </w:pPr>
+      <w:r>
+        <w:rPr>
+          <w:b/>
+          <w:i w:val="0"/>
+          <w:color w:val="1A1A1A"/>
+          <w:sz w:val="21"/>
+        </w:rPr>
+        <w:t>Variation.</w:t>
+      </w:r>
+      <w:r>
+        <w:rPr>
+          <w:b w:val="0"/>
+          <w:i w:val="0"/>
+          <w:color w:val="1A1A1A"/>
+          <w:sz w:val="21"/>
+        </w:rPr>
+        <w:t xml:space="preserve"> Questions 1–6 are one move each and walk the whole decision tree: same power with no repair, same power subtracting, a repair upward, a repair downward, a gap of 1, a gap of 2 with negative exponents. 7 and 8 are two real quantities each, one a sum and one a difference, so the same pair of numbers is used twice in different directions. 9 works backwards in three shapes — a missing addend, a missing subtrahend, and a sum that lands exactly on 10. The pattern breaks at 10, where the student reads someone else's work and has to name two mistakes rather than find one answer. 11 is the diagnostic multiple choice and 12 is the select-all, whose two wrong options are the two ways of misreading an exponent. The Additional sheet mirrors each position.</w:t>
+      </w:r>
+    </w:p>
+    <w:p>
+      <w:pPr>
         <w:keepNext/>
         <w:spacing w:before="280" w:after="120"/>
         <w:pBdr>

--- a/a7/build/out/u4/A7 4.01 Adding and Subtracting in Scientific Notation - Teacher Edition.docx
+++ b/a7/build/out/u4/A7 4.01 Adding and Subtracting in Scientific Notation - Teacher Edition.docx
@@ -1676,7 +1676,7 @@
           <w:color w:val="1A1A1A"/>
           <w:sz w:val="21"/>
         </w:rPr>
-        <w:t xml:space="preserve">Warm-Up — On your own. Four minutes. No notes.  </w:t>
+        <w:t xml:space="preserve">Warm-Up — On your own. No notes.  </w:t>
       </w:r>
       <w:r>
         <w:rPr>
